--- a/Electronic Design/KiCAD/00Documentation/KiCad PCB Schematics Portfolio.docx
+++ b/Electronic Design/KiCAD/00Documentation/KiCad PCB Schematics Portfolio.docx
@@ -89,12 +89,6 @@
             <w:insideH w:val="none" w:color="auto" w:sz="0" w:space="0"/>
             <w:insideV w:val="none" w:color="auto" w:sz="0" w:space="0"/>
           </w:tblBorders>
-          <w:tblCellMar>
-            <w:top w:w="0" w:type="dxa"/>
-            <w:left w:w="108" w:type="dxa"/>
-            <w:bottom w:w="0" w:type="dxa"/>
-            <w:right w:w="108" w:type="dxa"/>
-          </w:tblCellMar>
         </w:tblPrEx>
         <w:tc>
           <w:tcPr>
@@ -998,7 +992,7 @@
               <w:rFonts w:hint="default" w:ascii="Times New Roman" w:hAnsi="Times New Roman" w:cs="Times New Roman"/>
               <w:lang w:val="en-US"/>
             </w:rPr>
-            <w:instrText xml:space="preserve"> HYPERLINK \l _Toc8733 </w:instrText>
+            <w:instrText xml:space="preserve"> HYPERLINK \l _Toc7155 </w:instrText>
           </w:r>
           <w:r>
             <w:rPr>
@@ -1010,6 +1004,7 @@
           <w:r>
             <w:rPr>
               <w:rFonts w:hint="default"/>
+              <w:szCs w:val="48"/>
               <w:lang w:val="en-US"/>
             </w:rPr>
             <w:t>DESIGNS</w:t>
@@ -1021,13 +1016,13 @@
             <w:fldChar w:fldCharType="begin"/>
           </w:r>
           <w:r>
-            <w:instrText xml:space="preserve"> PAGEREF _Toc8733 \h </w:instrText>
+            <w:instrText xml:space="preserve"> PAGEREF _Toc7155 \h </w:instrText>
           </w:r>
           <w:r>
             <w:fldChar w:fldCharType="separate"/>
           </w:r>
           <w:r>
-            <w:t>II</w:t>
+            <w:t>1</w:t>
           </w:r>
           <w:r>
             <w:fldChar w:fldCharType="end"/>
@@ -1061,7 +1056,7 @@
               <w:rFonts w:hint="default" w:ascii="Times New Roman" w:hAnsi="Times New Roman" w:cs="Times New Roman"/>
               <w:lang w:val="en-US"/>
             </w:rPr>
-            <w:instrText xml:space="preserve"> HYPERLINK \l _Toc27734 </w:instrText>
+            <w:instrText xml:space="preserve"> HYPERLINK \l _Toc4553 </w:instrText>
           </w:r>
           <w:r>
             <w:rPr>
@@ -1075,7 +1070,7 @@
               <w:rFonts w:hint="default"/>
               <w:lang w:val="en-US"/>
             </w:rPr>
-            <w:t>LI-PO_BATTERY_CHARGER (MCP73831)</w:t>
+            <w:t>STM32 MICROCONTROLLER PCB DESIGN</w:t>
           </w:r>
           <w:r>
             <w:tab/>
@@ -1084,13 +1079,13 @@
             <w:fldChar w:fldCharType="begin"/>
           </w:r>
           <w:r>
-            <w:instrText xml:space="preserve"> PAGEREF _Toc27734 \h </w:instrText>
+            <w:instrText xml:space="preserve"> PAGEREF _Toc4553 \h </w:instrText>
           </w:r>
           <w:r>
             <w:fldChar w:fldCharType="separate"/>
           </w:r>
           <w:r>
-            <w:t>II</w:t>
+            <w:t>1</w:t>
           </w:r>
           <w:r>
             <w:fldChar w:fldCharType="end"/>
@@ -1124,7 +1119,70 @@
               <w:rFonts w:hint="default" w:ascii="Times New Roman" w:hAnsi="Times New Roman" w:cs="Times New Roman"/>
               <w:lang w:val="en-US"/>
             </w:rPr>
-            <w:instrText xml:space="preserve"> HYPERLINK \l _Toc4501 </w:instrText>
+            <w:instrText xml:space="preserve"> HYPERLINK \l _Toc21817 </w:instrText>
+          </w:r>
+          <w:r>
+            <w:rPr>
+              <w:rFonts w:hint="default" w:ascii="Times New Roman" w:hAnsi="Times New Roman" w:cs="Times New Roman"/>
+              <w:lang w:val="en-US"/>
+            </w:rPr>
+            <w:fldChar w:fldCharType="separate"/>
+          </w:r>
+          <w:r>
+            <w:rPr>
+              <w:rFonts w:hint="default"/>
+              <w:lang w:val="en-US"/>
+            </w:rPr>
+            <w:t>LI-PO_BATTERY_CHARGER (MCP73831)</w:t>
+          </w:r>
+          <w:r>
+            <w:tab/>
+          </w:r>
+          <w:r>
+            <w:fldChar w:fldCharType="begin"/>
+          </w:r>
+          <w:r>
+            <w:instrText xml:space="preserve"> PAGEREF _Toc21817 \h </w:instrText>
+          </w:r>
+          <w:r>
+            <w:fldChar w:fldCharType="separate"/>
+          </w:r>
+          <w:r>
+            <w:t>1</w:t>
+          </w:r>
+          <w:r>
+            <w:fldChar w:fldCharType="end"/>
+          </w:r>
+          <w:r>
+            <w:rPr>
+              <w:rFonts w:hint="default" w:ascii="Times New Roman" w:hAnsi="Times New Roman" w:cs="Times New Roman"/>
+              <w:color w:val="auto"/>
+              <w:lang w:val="en-US"/>
+            </w:rPr>
+            <w:fldChar w:fldCharType="end"/>
+          </w:r>
+        </w:p>
+        <w:p>
+          <w:pPr>
+            <w:pStyle w:val="23"/>
+            <w:tabs>
+              <w:tab w:val="right" w:leader="dot" w:pos="15398"/>
+            </w:tabs>
+          </w:pPr>
+          <w:r>
+            <w:rPr>
+              <w:rFonts w:hint="default" w:ascii="Times New Roman" w:hAnsi="Times New Roman" w:cs="Times New Roman"/>
+              <w:color w:val="auto"/>
+              <w:lang w:val="en-US"/>
+            </w:rPr>
+            <w:fldChar w:fldCharType="begin"/>
+          </w:r>
+          <w:r>
+            <w:rPr>
+              <w:rFonts w:hint="default" w:ascii="Times New Roman" w:hAnsi="Times New Roman" w:cs="Times New Roman"/>
+              <w:lang w:val="en-US"/>
+            </w:rPr>
+            <w:instrText xml:space="preserve"> HYPERLINK \l _Toc21632 </w:instrText>
           </w:r>
           <w:r>
             <w:rPr>
@@ -1147,13 +1205,13 @@
             <w:fldChar w:fldCharType="begin"/>
           </w:r>
           <w:r>
-            <w:instrText xml:space="preserve"> PAGEREF _Toc4501 \h </w:instrText>
+            <w:instrText xml:space="preserve"> PAGEREF _Toc21632 \h </w:instrText>
           </w:r>
           <w:r>
             <w:fldChar w:fldCharType="separate"/>
           </w:r>
           <w:r>
-            <w:t>IV</w:t>
+            <w:t>3</w:t>
           </w:r>
           <w:r>
             <w:fldChar w:fldCharType="end"/>
@@ -1412,8 +1470,8 @@
           <w:lang w:val="en-US"/>
         </w:rPr>
       </w:pPr>
-      <w:bookmarkStart w:id="1" w:name="_Toc18023"/>
-      <w:bookmarkStart w:id="2" w:name="_Toc8733"/>
+      <w:bookmarkStart w:id="1" w:name="_Toc7155"/>
+      <w:bookmarkStart w:id="2" w:name="_Toc18023"/>
       <w:r>
         <w:rPr>
           <w:rFonts w:hint="default"/>
@@ -1429,16 +1487,6 @@
     </w:p>
     <w:p>
       <w:pPr>
-        <w:rPr>
-          <w:rFonts w:hint="default" w:ascii="Times New Roman" w:hAnsi="Times New Roman" w:cs="Times New Roman"/>
-          <w:sz w:val="24"/>
-          <w:szCs w:val="24"/>
-          <w:lang w:val="en-US"/>
-        </w:rPr>
-      </w:pPr>
-    </w:p>
-    <w:p>
-      <w:pPr>
         <w:pStyle w:val="3"/>
         <w:bidi w:val="0"/>
         <w:rPr>
@@ -1446,15 +1494,729 @@
           <w:lang w:val="en-US"/>
         </w:rPr>
       </w:pPr>
-      <w:bookmarkStart w:id="3" w:name="_Toc27734"/>
+      <w:bookmarkStart w:id="3" w:name="_Toc4553"/>
       <w:r>
         <w:rPr>
           <w:rFonts w:hint="default"/>
           <w:lang w:val="en-US"/>
         </w:rPr>
+        <w:t>STM32 MICROCONTROLLER PCB</w:t>
+      </w:r>
+      <w:bookmarkEnd w:id="3"/>
+      <w:r>
+        <w:rPr>
+          <w:rFonts w:hint="default"/>
+          <w:lang w:val="en-US"/>
+        </w:rPr>
+        <w:t xml:space="preserve"> (STM 32F1-03C8T6 BLUE PILL)</w:t>
+      </w:r>
+    </w:p>
+    <w:p>
+      <w:pPr>
+        <w:numPr>
+          <w:ilvl w:val="0"/>
+          <w:numId w:val="1"/>
+        </w:numPr>
+        <w:bidi w:val="0"/>
+      </w:pPr>
+      <w:r>
+        <w:rPr>
+          <w:rFonts w:hint="default"/>
+          <w:b/>
+          <w:bCs/>
+          <w:lang w:val="en-US"/>
+        </w:rPr>
+        <w:t xml:space="preserve">STM32CubeIDE </w:t>
+      </w:r>
+      <w:r>
+        <w:rPr>
+          <w:rFonts w:hint="default"/>
+          <w:lang w:val="en-US"/>
+        </w:rPr>
+        <w:t>used for comprehensive pinout descriptions.</w:t>
+      </w:r>
+    </w:p>
+    <w:p>
+      <w:pPr>
+        <w:numPr>
+          <w:ilvl w:val="0"/>
+          <w:numId w:val="1"/>
+        </w:numPr>
+        <w:bidi w:val="0"/>
+        <w:rPr>
+          <w:color w:val="auto"/>
+        </w:rPr>
+      </w:pPr>
+      <w:r>
+        <w:rPr>
+          <w:rFonts w:hint="default"/>
+          <w:b/>
+          <w:bCs/>
+          <w:color w:val="auto"/>
+          <w:lang w:val="en-US"/>
+        </w:rPr>
+        <w:t>STM32F1-xx-XX-xx</w:t>
+      </w:r>
+      <w:r>
+        <w:rPr>
+          <w:rFonts w:hint="default"/>
+          <w:color w:val="auto"/>
+          <w:lang w:val="en-US"/>
+        </w:rPr>
+        <w:t xml:space="preserve"> : the F represents the series, the 1 represents the power and it increases upwards while the xx-XX-xx represents the package size ie pins, RAM etc.</w:t>
+      </w:r>
+    </w:p>
+    <w:p>
+      <w:pPr>
+        <w:numPr>
+          <w:ilvl w:val="0"/>
+          <w:numId w:val="1"/>
+        </w:numPr>
+        <w:bidi w:val="0"/>
+      </w:pPr>
+      <w:r>
+        <w:rPr>
+          <w:rFonts w:hint="default"/>
+          <w:b/>
+          <w:bCs/>
+          <w:lang w:val="en-US"/>
+        </w:rPr>
+        <w:t xml:space="preserve">VSSA </w:t>
+      </w:r>
+      <w:r>
+        <w:rPr>
+          <w:rFonts w:hint="default"/>
+          <w:b w:val="0"/>
+          <w:bCs w:val="0"/>
+          <w:lang w:val="en-US"/>
+        </w:rPr>
+        <w:t xml:space="preserve">: </w:t>
+      </w:r>
+      <w:r>
+        <w:rPr>
+          <w:rFonts w:hint="default"/>
+          <w:lang w:val="en-US"/>
+        </w:rPr>
+        <w:t>ground for the analog side of the controller, VSS - ground for the digital side of the controller.</w:t>
+      </w:r>
+    </w:p>
+    <w:p>
+      <w:pPr>
+        <w:numPr>
+          <w:ilvl w:val="0"/>
+          <w:numId w:val="1"/>
+        </w:numPr>
+        <w:bidi w:val="0"/>
+      </w:pPr>
+      <w:r>
+        <w:rPr>
+          <w:rFonts w:hint="default"/>
+          <w:b/>
+          <w:bCs/>
+          <w:lang w:val="en-US"/>
+        </w:rPr>
+        <w:t>VDD</w:t>
+      </w:r>
+      <w:r>
+        <w:rPr>
+          <w:rFonts w:hint="default"/>
+          <w:lang w:val="en-US"/>
+        </w:rPr>
+        <w:t xml:space="preserve"> : main system power supply (2.7 V -3.6 V), VBAT - used when real-time clock of the controller is in use and also when there is an external battery pack</w:t>
+      </w:r>
+    </w:p>
+    <w:p>
+      <w:pPr>
+        <w:numPr>
+          <w:ilvl w:val="0"/>
+          <w:numId w:val="1"/>
+        </w:numPr>
+        <w:bidi w:val="0"/>
+      </w:pPr>
+      <w:r>
+        <w:rPr>
+          <w:rFonts w:hint="default"/>
+          <w:b/>
+          <w:bCs/>
+          <w:lang w:val="en-US"/>
+        </w:rPr>
+        <w:t xml:space="preserve">Decoupling capacitors </w:t>
+      </w:r>
+      <w:r>
+        <w:rPr>
+          <w:rFonts w:hint="default"/>
+          <w:b w:val="0"/>
+          <w:bCs w:val="0"/>
+          <w:lang w:val="en-US"/>
+        </w:rPr>
+        <w:t>(general and bulk):</w:t>
+      </w:r>
+      <w:r>
+        <w:rPr>
+          <w:rFonts w:hint="default"/>
+          <w:lang w:val="en-US"/>
+        </w:rPr>
+        <w:t xml:space="preserve"> positioned close to the IC to provide localized energy storage in times of IC switching, 1 per each power pin.</w:t>
+      </w:r>
+    </w:p>
+    <w:p>
+      <w:pPr>
+        <w:numPr>
+          <w:ilvl w:val="0"/>
+          <w:numId w:val="1"/>
+        </w:numPr>
+        <w:bidi w:val="0"/>
+      </w:pPr>
+      <w:r>
+        <w:rPr>
+          <w:rFonts w:hint="default"/>
+          <w:b/>
+          <w:bCs/>
+          <w:lang w:val="en-US"/>
+        </w:rPr>
+        <w:t>VDDA</w:t>
+      </w:r>
+      <w:r>
+        <w:rPr>
+          <w:rFonts w:hint="default"/>
+          <w:lang w:val="en-US"/>
+        </w:rPr>
+        <w:t xml:space="preserve"> </w:t>
+      </w:r>
+      <w:r>
+        <w:rPr>
+          <w:rFonts w:hint="default"/>
+          <w:b/>
+          <w:bCs/>
+          <w:lang w:val="en-US"/>
+        </w:rPr>
+        <w:t xml:space="preserve"> </w:t>
+      </w:r>
+      <w:r>
+        <w:rPr>
+          <w:rFonts w:hint="default"/>
+          <w:b w:val="0"/>
+          <w:bCs w:val="0"/>
+          <w:lang w:val="en-US"/>
+        </w:rPr>
+        <w:t>:  power supply for the analog sections of controller, needs more filtering (through a resistor, inductor or ferrite bead - given a typical resistance at 100 MHz) because analog signals are quite sensitive to noise.</w:t>
+      </w:r>
+    </w:p>
+    <w:p>
+      <w:pPr>
+        <w:numPr>
+          <w:ilvl w:val="0"/>
+          <w:numId w:val="1"/>
+        </w:numPr>
+        <w:bidi w:val="0"/>
+      </w:pPr>
+      <w:r>
+        <w:rPr>
+          <w:rFonts w:hint="default"/>
+          <w:b/>
+          <w:bCs/>
+          <w:lang w:val="en-US"/>
+        </w:rPr>
+        <w:t>NSRT</w:t>
+      </w:r>
+      <w:r>
+        <w:rPr>
+          <w:rFonts w:hint="default"/>
+          <w:b w:val="0"/>
+          <w:bCs w:val="0"/>
+          <w:lang w:val="en-US"/>
+        </w:rPr>
+        <w:t xml:space="preserve"> : negative reset pin (reset with inverted logic) if pulled low, it will put MCU into RESET MODE, recommended pull HIGH so MCU boots whatever programmed it’s flashed with.</w:t>
+      </w:r>
+    </w:p>
+    <w:p>
+      <w:pPr>
+        <w:numPr>
+          <w:ilvl w:val="0"/>
+          <w:numId w:val="1"/>
+        </w:numPr>
+        <w:bidi w:val="0"/>
+      </w:pPr>
+      <w:r>
+        <w:rPr>
+          <w:rFonts w:hint="default"/>
+          <w:b/>
+          <w:bCs/>
+          <w:lang w:val="en-US"/>
+        </w:rPr>
+        <w:t>BOOT0</w:t>
+      </w:r>
+      <w:r>
+        <w:rPr>
+          <w:rFonts w:hint="default"/>
+          <w:lang w:val="en-US"/>
+        </w:rPr>
+        <w:t xml:space="preserve"> : enables or disables bootloader for STM32 MCU. Pull HIGH to enable interfaces like UART, I2C to program the MCU (with drivers installed) or pull LOW to just use the program already flashed to it currently.</w:t>
+      </w:r>
+    </w:p>
+    <w:p>
+      <w:pPr>
+        <w:numPr>
+          <w:ilvl w:val="0"/>
+          <w:numId w:val="1"/>
+        </w:numPr>
+        <w:bidi w:val="0"/>
+      </w:pPr>
+      <w:r>
+        <w:rPr>
+          <w:rFonts w:hint="default"/>
+          <w:b/>
+          <w:bCs/>
+          <w:lang w:val="en-US"/>
+        </w:rPr>
+        <w:t>USB_D-</w:t>
+      </w:r>
+      <w:r>
+        <w:rPr>
+          <w:rFonts w:hint="default"/>
+          <w:lang w:val="en-US"/>
+        </w:rPr>
+        <w:t xml:space="preserve"> &amp; </w:t>
+      </w:r>
+      <w:r>
+        <w:rPr>
+          <w:rFonts w:hint="default"/>
+          <w:b/>
+          <w:bCs/>
+          <w:lang w:val="en-US"/>
+        </w:rPr>
+        <w:t xml:space="preserve">USB_D+ </w:t>
+      </w:r>
+      <w:r>
+        <w:rPr>
+          <w:rFonts w:hint="default"/>
+          <w:lang w:val="en-US"/>
+        </w:rPr>
+        <w:t>are called differential pairs; ie pins designated by the same root word and differing on the sign attached</w:t>
+      </w:r>
+    </w:p>
+    <w:p>
+      <w:pPr>
+        <w:rPr>
+          <w:rFonts w:hint="default" w:ascii="Times New Roman" w:hAnsi="Times New Roman" w:cs="Times New Roman"/>
+          <w:sz w:val="24"/>
+          <w:szCs w:val="24"/>
+          <w:lang w:val="en-US"/>
+        </w:rPr>
+      </w:pPr>
+    </w:p>
+    <w:tbl>
+      <w:tblPr>
+        <w:tblStyle w:val="20"/>
+        <w:tblW w:w="0" w:type="auto"/>
+        <w:tblInd w:w="0" w:type="dxa"/>
+        <w:tblBorders>
+          <w:top w:val="single" w:color="auto" w:sz="4" w:space="0"/>
+          <w:left w:val="single" w:color="auto" w:sz="4" w:space="0"/>
+          <w:bottom w:val="single" w:color="auto" w:sz="4" w:space="0"/>
+          <w:right w:val="single" w:color="auto" w:sz="4" w:space="0"/>
+          <w:insideH w:val="single" w:color="auto" w:sz="4" w:space="0"/>
+          <w:insideV w:val="single" w:color="auto" w:sz="4" w:space="0"/>
+        </w:tblBorders>
+        <w:tblLayout w:type="autofit"/>
+        <w:tblCellMar>
+          <w:top w:w="0" w:type="dxa"/>
+          <w:left w:w="108" w:type="dxa"/>
+          <w:bottom w:w="0" w:type="dxa"/>
+          <w:right w:w="108" w:type="dxa"/>
+        </w:tblCellMar>
+      </w:tblPr>
+      <w:tblGrid>
+        <w:gridCol w:w="7807"/>
+        <w:gridCol w:w="7807"/>
+      </w:tblGrid>
+      <w:tr>
+        <w:tblPrEx>
+          <w:tblBorders>
+            <w:top w:val="single" w:color="auto" w:sz="4" w:space="0"/>
+            <w:left w:val="single" w:color="auto" w:sz="4" w:space="0"/>
+            <w:bottom w:val="single" w:color="auto" w:sz="4" w:space="0"/>
+            <w:right w:val="single" w:color="auto" w:sz="4" w:space="0"/>
+            <w:insideH w:val="single" w:color="auto" w:sz="4" w:space="0"/>
+            <w:insideV w:val="single" w:color="auto" w:sz="4" w:space="0"/>
+          </w:tblBorders>
+          <w:tblCellMar>
+            <w:top w:w="0" w:type="dxa"/>
+            <w:left w:w="108" w:type="dxa"/>
+            <w:bottom w:w="0" w:type="dxa"/>
+            <w:right w:w="108" w:type="dxa"/>
+          </w:tblCellMar>
+        </w:tblPrEx>
+        <w:tc>
+          <w:tcPr>
+            <w:tcW w:w="7807" w:type="dxa"/>
+          </w:tcPr>
+          <w:p>
+            <w:pPr>
+              <w:widowControl w:val="0"/>
+              <w:jc w:val="center"/>
+              <w:rPr>
+                <w:rFonts w:hint="default" w:ascii="Times New Roman" w:hAnsi="Times New Roman" w:cs="Times New Roman"/>
+                <w:sz w:val="24"/>
+                <w:szCs w:val="24"/>
+                <w:vertAlign w:val="baseline"/>
+                <w:lang w:val="en-US"/>
+              </w:rPr>
+            </w:pPr>
+            <w:r>
+              <w:rPr>
+                <w:rFonts w:hint="default" w:ascii="Times New Roman" w:hAnsi="Times New Roman" w:cs="Times New Roman"/>
+                <w:sz w:val="24"/>
+                <w:szCs w:val="24"/>
+                <w:vertAlign w:val="baseline"/>
+                <w:lang w:val="en-US"/>
+              </w:rPr>
+              <w:drawing>
+                <wp:inline distT="0" distB="0" distL="114300" distR="114300">
+                  <wp:extent cx="3548380" cy="2868295"/>
+                  <wp:effectExtent l="0" t="0" r="2540" b="12065"/>
+                  <wp:docPr id="16" name="Picture 16" descr="sc"/>
+                  <wp:cNvGraphicFramePr>
+                    <a:graphicFrameLocks xmlns:a="http://schemas.openxmlformats.org/drawingml/2006/main" noChangeAspect="1"/>
+                  </wp:cNvGraphicFramePr>
+                  <a:graphic xmlns:a="http://schemas.openxmlformats.org/drawingml/2006/main">
+                    <a:graphicData uri="http://schemas.openxmlformats.org/drawingml/2006/picture">
+                      <pic:pic xmlns:pic="http://schemas.openxmlformats.org/drawingml/2006/picture">
+                        <pic:nvPicPr>
+                          <pic:cNvPr id="16" name="Picture 16" descr="sc"/>
+                          <pic:cNvPicPr>
+                            <a:picLocks noChangeAspect="1"/>
+                          </pic:cNvPicPr>
+                        </pic:nvPicPr>
+                        <pic:blipFill>
+                          <a:blip r:embed="rId9"/>
+                          <a:stretch>
+                            <a:fillRect/>
+                          </a:stretch>
+                        </pic:blipFill>
+                        <pic:spPr>
+                          <a:xfrm>
+                            <a:off x="0" y="0"/>
+                            <a:ext cx="3548380" cy="2868295"/>
+                          </a:xfrm>
+                          <a:prstGeom prst="rect">
+                            <a:avLst/>
+                          </a:prstGeom>
+                        </pic:spPr>
+                      </pic:pic>
+                    </a:graphicData>
+                  </a:graphic>
+                </wp:inline>
+              </w:drawing>
+            </w:r>
+          </w:p>
+        </w:tc>
+        <w:tc>
+          <w:tcPr>
+            <w:tcW w:w="7807" w:type="dxa"/>
+          </w:tcPr>
+          <w:p>
+            <w:pPr>
+              <w:widowControl w:val="0"/>
+              <w:jc w:val="both"/>
+              <w:rPr>
+                <w:rFonts w:hint="default" w:ascii="Times New Roman" w:hAnsi="Times New Roman" w:cs="Times New Roman"/>
+                <w:sz w:val="24"/>
+                <w:szCs w:val="24"/>
+                <w:vertAlign w:val="baseline"/>
+                <w:lang w:val="en-US"/>
+              </w:rPr>
+            </w:pPr>
+          </w:p>
+        </w:tc>
+      </w:tr>
+      <w:tr>
+        <w:tblPrEx>
+          <w:tblBorders>
+            <w:top w:val="single" w:color="auto" w:sz="4" w:space="0"/>
+            <w:left w:val="single" w:color="auto" w:sz="4" w:space="0"/>
+            <w:bottom w:val="single" w:color="auto" w:sz="4" w:space="0"/>
+            <w:right w:val="single" w:color="auto" w:sz="4" w:space="0"/>
+            <w:insideH w:val="single" w:color="auto" w:sz="4" w:space="0"/>
+            <w:insideV w:val="single" w:color="auto" w:sz="4" w:space="0"/>
+          </w:tblBorders>
+          <w:tblCellMar>
+            <w:top w:w="0" w:type="dxa"/>
+            <w:left w:w="108" w:type="dxa"/>
+            <w:bottom w:w="0" w:type="dxa"/>
+            <w:right w:w="108" w:type="dxa"/>
+          </w:tblCellMar>
+        </w:tblPrEx>
+        <w:tc>
+          <w:tcPr>
+            <w:tcW w:w="7807" w:type="dxa"/>
+          </w:tcPr>
+          <w:p>
+            <w:pPr>
+              <w:widowControl w:val="0"/>
+              <w:jc w:val="center"/>
+              <w:rPr>
+                <w:rFonts w:hint="default" w:ascii="Times New Roman" w:hAnsi="Times New Roman" w:cs="Times New Roman"/>
+                <w:sz w:val="24"/>
+                <w:szCs w:val="24"/>
+                <w:vertAlign w:val="baseline"/>
+                <w:lang w:val="en-US"/>
+              </w:rPr>
+            </w:pPr>
+            <w:r>
+              <w:rPr>
+                <w:rFonts w:hint="default" w:ascii="Times New Roman" w:hAnsi="Times New Roman" w:cs="Times New Roman"/>
+                <w:sz w:val="24"/>
+                <w:szCs w:val="24"/>
+                <w:vertAlign w:val="baseline"/>
+                <w:lang w:val="en-US"/>
+              </w:rPr>
+              <w:drawing>
+                <wp:inline distT="0" distB="0" distL="114300" distR="114300">
+                  <wp:extent cx="4004310" cy="2464435"/>
+                  <wp:effectExtent l="0" t="0" r="3810" b="4445"/>
+                  <wp:docPr id="12" name="Picture 12" descr="pcb2"/>
+                  <wp:cNvGraphicFramePr>
+                    <a:graphicFrameLocks xmlns:a="http://schemas.openxmlformats.org/drawingml/2006/main" noChangeAspect="1"/>
+                  </wp:cNvGraphicFramePr>
+                  <a:graphic xmlns:a="http://schemas.openxmlformats.org/drawingml/2006/main">
+                    <a:graphicData uri="http://schemas.openxmlformats.org/drawingml/2006/picture">
+                      <pic:pic xmlns:pic="http://schemas.openxmlformats.org/drawingml/2006/picture">
+                        <pic:nvPicPr>
+                          <pic:cNvPr id="12" name="Picture 12" descr="pcb2"/>
+                          <pic:cNvPicPr>
+                            <a:picLocks noChangeAspect="1"/>
+                          </pic:cNvPicPr>
+                        </pic:nvPicPr>
+                        <pic:blipFill>
+                          <a:blip r:embed="rId10"/>
+                          <a:stretch>
+                            <a:fillRect/>
+                          </a:stretch>
+                        </pic:blipFill>
+                        <pic:spPr>
+                          <a:xfrm>
+                            <a:off x="0" y="0"/>
+                            <a:ext cx="4004310" cy="2464435"/>
+                          </a:xfrm>
+                          <a:prstGeom prst="rect">
+                            <a:avLst/>
+                          </a:prstGeom>
+                        </pic:spPr>
+                      </pic:pic>
+                    </a:graphicData>
+                  </a:graphic>
+                </wp:inline>
+              </w:drawing>
+            </w:r>
+            <w:r>
+              <w:rPr>
+                <w:rFonts w:hint="default" w:ascii="Times New Roman" w:hAnsi="Times New Roman" w:cs="Times New Roman"/>
+                <w:sz w:val="24"/>
+                <w:szCs w:val="24"/>
+                <w:vertAlign w:val="baseline"/>
+                <w:lang w:val="en-US"/>
+              </w:rPr>
+              <w:drawing>
+                <wp:inline distT="0" distB="0" distL="114300" distR="114300">
+                  <wp:extent cx="3937000" cy="2414905"/>
+                  <wp:effectExtent l="0" t="0" r="10160" b="8255"/>
+                  <wp:docPr id="13" name="Picture 13" descr="pcb1"/>
+                  <wp:cNvGraphicFramePr>
+                    <a:graphicFrameLocks xmlns:a="http://schemas.openxmlformats.org/drawingml/2006/main" noChangeAspect="1"/>
+                  </wp:cNvGraphicFramePr>
+                  <a:graphic xmlns:a="http://schemas.openxmlformats.org/drawingml/2006/main">
+                    <a:graphicData uri="http://schemas.openxmlformats.org/drawingml/2006/picture">
+                      <pic:pic xmlns:pic="http://schemas.openxmlformats.org/drawingml/2006/picture">
+                        <pic:nvPicPr>
+                          <pic:cNvPr id="13" name="Picture 13" descr="pcb1"/>
+                          <pic:cNvPicPr>
+                            <a:picLocks noChangeAspect="1"/>
+                          </pic:cNvPicPr>
+                        </pic:nvPicPr>
+                        <pic:blipFill>
+                          <a:blip r:embed="rId11"/>
+                          <a:stretch>
+                            <a:fillRect/>
+                          </a:stretch>
+                        </pic:blipFill>
+                        <pic:spPr>
+                          <a:xfrm>
+                            <a:off x="0" y="0"/>
+                            <a:ext cx="3937000" cy="2414905"/>
+                          </a:xfrm>
+                          <a:prstGeom prst="rect">
+                            <a:avLst/>
+                          </a:prstGeom>
+                        </pic:spPr>
+                      </pic:pic>
+                    </a:graphicData>
+                  </a:graphic>
+                </wp:inline>
+              </w:drawing>
+            </w:r>
+          </w:p>
+        </w:tc>
+        <w:tc>
+          <w:tcPr>
+            <w:tcW w:w="7807" w:type="dxa"/>
+          </w:tcPr>
+          <w:p>
+            <w:pPr>
+              <w:widowControl w:val="0"/>
+              <w:jc w:val="both"/>
+              <w:rPr>
+                <w:rFonts w:hint="default" w:ascii="Times New Roman" w:hAnsi="Times New Roman" w:cs="Times New Roman"/>
+                <w:sz w:val="24"/>
+                <w:szCs w:val="24"/>
+                <w:vertAlign w:val="baseline"/>
+                <w:lang w:val="en-US"/>
+              </w:rPr>
+            </w:pPr>
+          </w:p>
+        </w:tc>
+      </w:tr>
+      <w:tr>
+        <w:tblPrEx>
+          <w:tblBorders>
+            <w:top w:val="single" w:color="auto" w:sz="4" w:space="0"/>
+            <w:left w:val="single" w:color="auto" w:sz="4" w:space="0"/>
+            <w:bottom w:val="single" w:color="auto" w:sz="4" w:space="0"/>
+            <w:right w:val="single" w:color="auto" w:sz="4" w:space="0"/>
+            <w:insideH w:val="single" w:color="auto" w:sz="4" w:space="0"/>
+            <w:insideV w:val="single" w:color="auto" w:sz="4" w:space="0"/>
+          </w:tblBorders>
+          <w:tblCellMar>
+            <w:top w:w="0" w:type="dxa"/>
+            <w:left w:w="108" w:type="dxa"/>
+            <w:bottom w:w="0" w:type="dxa"/>
+            <w:right w:w="108" w:type="dxa"/>
+          </w:tblCellMar>
+        </w:tblPrEx>
+        <w:tc>
+          <w:tcPr>
+            <w:tcW w:w="7807" w:type="dxa"/>
+          </w:tcPr>
+          <w:p>
+            <w:pPr>
+              <w:widowControl w:val="0"/>
+              <w:jc w:val="center"/>
+              <w:rPr>
+                <w:rFonts w:hint="default" w:ascii="Times New Roman" w:hAnsi="Times New Roman" w:cs="Times New Roman"/>
+                <w:sz w:val="24"/>
+                <w:szCs w:val="24"/>
+                <w:vertAlign w:val="baseline"/>
+                <w:lang w:val="en-US"/>
+              </w:rPr>
+            </w:pPr>
+            <w:r>
+              <w:rPr>
+                <w:rFonts w:hint="default" w:ascii="Times New Roman" w:hAnsi="Times New Roman" w:cs="Times New Roman"/>
+                <w:sz w:val="24"/>
+                <w:szCs w:val="24"/>
+                <w:vertAlign w:val="baseline"/>
+                <w:lang w:val="en-US"/>
+              </w:rPr>
+              <w:drawing>
+                <wp:inline distT="0" distB="0" distL="114300" distR="114300">
+                  <wp:extent cx="3921125" cy="2905760"/>
+                  <wp:effectExtent l="0" t="0" r="10795" b="5080"/>
+                  <wp:docPr id="14" name="Picture 14" descr="3d"/>
+                  <wp:cNvGraphicFramePr>
+                    <a:graphicFrameLocks xmlns:a="http://schemas.openxmlformats.org/drawingml/2006/main" noChangeAspect="1"/>
+                  </wp:cNvGraphicFramePr>
+                  <a:graphic xmlns:a="http://schemas.openxmlformats.org/drawingml/2006/main">
+                    <a:graphicData uri="http://schemas.openxmlformats.org/drawingml/2006/picture">
+                      <pic:pic xmlns:pic="http://schemas.openxmlformats.org/drawingml/2006/picture">
+                        <pic:nvPicPr>
+                          <pic:cNvPr id="14" name="Picture 14" descr="3d"/>
+                          <pic:cNvPicPr>
+                            <a:picLocks noChangeAspect="1"/>
+                          </pic:cNvPicPr>
+                        </pic:nvPicPr>
+                        <pic:blipFill>
+                          <a:blip r:embed="rId12"/>
+                          <a:stretch>
+                            <a:fillRect/>
+                          </a:stretch>
+                        </pic:blipFill>
+                        <pic:spPr>
+                          <a:xfrm>
+                            <a:off x="0" y="0"/>
+                            <a:ext cx="3921125" cy="2905760"/>
+                          </a:xfrm>
+                          <a:prstGeom prst="rect">
+                            <a:avLst/>
+                          </a:prstGeom>
+                        </pic:spPr>
+                      </pic:pic>
+                    </a:graphicData>
+                  </a:graphic>
+                </wp:inline>
+              </w:drawing>
+            </w:r>
+          </w:p>
+        </w:tc>
+        <w:tc>
+          <w:tcPr>
+            <w:tcW w:w="7807" w:type="dxa"/>
+          </w:tcPr>
+          <w:p>
+            <w:pPr>
+              <w:widowControl w:val="0"/>
+              <w:jc w:val="both"/>
+              <w:rPr>
+                <w:rFonts w:hint="default" w:ascii="Times New Roman" w:hAnsi="Times New Roman" w:cs="Times New Roman"/>
+                <w:sz w:val="24"/>
+                <w:szCs w:val="24"/>
+                <w:vertAlign w:val="baseline"/>
+                <w:lang w:val="en-US"/>
+              </w:rPr>
+            </w:pPr>
+            <w:bookmarkStart w:id="6" w:name="_GoBack"/>
+            <w:bookmarkEnd w:id="6"/>
+          </w:p>
+        </w:tc>
+      </w:tr>
+    </w:tbl>
+    <w:p>
+      <w:pPr>
+        <w:rPr>
+          <w:rFonts w:hint="default" w:ascii="Times New Roman" w:hAnsi="Times New Roman" w:cs="Times New Roman"/>
+          <w:sz w:val="24"/>
+          <w:szCs w:val="24"/>
+          <w:lang w:val="en-US"/>
+        </w:rPr>
+      </w:pPr>
+    </w:p>
+    <w:p>
+      <w:pPr>
+        <w:rPr>
+          <w:rFonts w:hint="default" w:ascii="Times New Roman" w:hAnsi="Times New Roman" w:cs="Times New Roman"/>
+          <w:sz w:val="24"/>
+          <w:szCs w:val="24"/>
+          <w:lang w:val="en-US"/>
+        </w:rPr>
+      </w:pPr>
+    </w:p>
+    <w:p>
+      <w:pPr>
+        <w:pStyle w:val="3"/>
+        <w:bidi w:val="0"/>
+        <w:rPr>
+          <w:rFonts w:hint="default"/>
+          <w:lang w:val="en-US"/>
+        </w:rPr>
+      </w:pPr>
+      <w:bookmarkStart w:id="4" w:name="_Toc21817"/>
+      <w:r>
+        <w:rPr>
+          <w:rFonts w:hint="default"/>
+          <w:lang w:val="en-US"/>
+        </w:rPr>
         <w:t>LI-PO_BATTERY_CHARGER (MCP73831)</w:t>
       </w:r>
-      <w:bookmarkEnd w:id="3"/>
+      <w:bookmarkEnd w:id="4"/>
     </w:p>
     <w:p>
       <w:pPr>
@@ -1745,7 +2507,7 @@
                           </pic:cNvPicPr>
                         </pic:nvPicPr>
                         <pic:blipFill>
-                          <a:blip r:embed="rId9"/>
+                          <a:blip r:embed="rId13"/>
                           <a:stretch>
                             <a:fillRect/>
                           </a:stretch>
@@ -1972,7 +2734,7 @@
                           </pic:cNvPicPr>
                         </pic:nvPicPr>
                         <pic:blipFill>
-                          <a:blip r:embed="rId10"/>
+                          <a:blip r:embed="rId14"/>
                           <a:stretch>
                             <a:fillRect/>
                           </a:stretch>
@@ -2188,7 +2950,7 @@
                           </pic:cNvPicPr>
                         </pic:nvPicPr>
                         <pic:blipFill>
-                          <a:blip r:embed="rId11"/>
+                          <a:blip r:embed="rId15"/>
                           <a:stretch>
                             <a:fillRect/>
                           </a:stretch>
@@ -2279,17 +3041,15 @@
           <w:lang w:val="en-US"/>
         </w:rPr>
       </w:pPr>
-      <w:bookmarkStart w:id="4" w:name="_Toc4501"/>
-      <w:bookmarkStart w:id="5" w:name="_GoBack"/>
+      <w:bookmarkStart w:id="5" w:name="_Toc21632"/>
+      <w:r>
+        <w:rPr>
+          <w:rFonts w:hint="default"/>
+          <w:lang w:val="en-US"/>
+        </w:rPr>
+        <w:t>INTRODUCTION TO KICAD PROJECT</w:t>
+      </w:r>
       <w:bookmarkEnd w:id="5"/>
-      <w:r>
-        <w:rPr>
-          <w:rFonts w:hint="default"/>
-          <w:lang w:val="en-US"/>
-        </w:rPr>
-        <w:t>INTRODUCTION TO KICAD PROJECT</w:t>
-      </w:r>
-      <w:bookmarkEnd w:id="4"/>
       <w:r>
         <w:rPr>
           <w:rFonts w:hint="default"/>
@@ -2421,7 +3181,7 @@
                           </pic:cNvPicPr>
                         </pic:nvPicPr>
                         <pic:blipFill>
-                          <a:blip r:embed="rId12"/>
+                          <a:blip r:embed="rId16"/>
                           <a:stretch>
                             <a:fillRect/>
                           </a:stretch>
@@ -2518,7 +3278,7 @@
                           </pic:cNvPicPr>
                         </pic:nvPicPr>
                         <pic:blipFill>
-                          <a:blip r:embed="rId13"/>
+                          <a:blip r:embed="rId17"/>
                           <a:stretch>
                             <a:fillRect/>
                           </a:stretch>
@@ -2719,7 +3479,7 @@
                           </pic:cNvPicPr>
                         </pic:nvPicPr>
                         <pic:blipFill>
-                          <a:blip r:embed="rId14"/>
+                          <a:blip r:embed="rId18"/>
                           <a:stretch>
                             <a:fillRect/>
                           </a:stretch>
@@ -4072,11 +4832,11 @@
     <w:lsdException w:uiPriority="99" w:name="Document Map"/>
     <w:lsdException w:uiPriority="99" w:name="Plain Text"/>
     <w:lsdException w:uiPriority="99" w:name="E-mail Signature"/>
-    <w:lsdException w:uiPriority="99" w:name="Normal (Web)"/>
+    <w:lsdException w:qFormat="1" w:uiPriority="99" w:name="Normal (Web)"/>
     <w:lsdException w:uiPriority="99" w:name="HTML Acronym"/>
     <w:lsdException w:uiPriority="99" w:name="HTML Address"/>
     <w:lsdException w:uiPriority="99" w:name="HTML Cite"/>
-    <w:lsdException w:uiPriority="99" w:name="HTML Code"/>
+    <w:lsdException w:qFormat="1" w:uiPriority="99" w:name="HTML Code"/>
     <w:lsdException w:uiPriority="99" w:name="HTML Definition"/>
     <w:lsdException w:uiPriority="99" w:name="HTML Keyboard"/>
     <w:lsdException w:uiPriority="99" w:name="HTML Preformatted"/>
@@ -4586,6 +5346,7 @@
     <w:basedOn w:val="11"/>
     <w:semiHidden/>
     <w:unhideWhenUsed/>
+    <w:qFormat/>
     <w:uiPriority w:val="99"/>
     <w:rPr>
       <w:rFonts w:ascii="Courier New" w:hAnsi="Courier New" w:cs="Courier New"/>
@@ -4611,6 +5372,7 @@
     <w:name w:val="Normal (Web)"/>
     <w:semiHidden/>
     <w:unhideWhenUsed/>
+    <w:qFormat/>
     <w:uiPriority w:val="99"/>
     <w:pPr>
       <w:spacing w:before="0" w:beforeAutospacing="1" w:after="0" w:afterAutospacing="1"/>
